--- a/assets/docs/lop2/Am nhac - Lop 2.docx
+++ b/assets/docs/lop2/Am nhac - Lop 2.docx
@@ -936,7 +936,7 @@
                 <w:i w:val="0"/>
                 <w:sz w:val="20"/>
               </w:rPr>
-              <w:t>Ôn tập: Hát và đọc nhạc; Vận dụng – Sáng tạo</w:t>
+              <w:t>Chủ đề 1: Sắc màu âm thanh — Ôn tập: Hát và Đọc nhạc; Vận dụng – Sáng tạo</w:t>
             </w:r>
           </w:p>
         </w:tc>
@@ -1897,7 +1897,7 @@
                 <w:i w:val="0"/>
                 <w:sz w:val="20"/>
               </w:rPr>
-              <w:t>Ôn tập: Hát và đọc nhạc; Vận dụng – Sáng tạo</w:t>
+              <w:t>Chủ đề 3: Mái trường thân yêu — Ôn tập: Hát và Đọc nhạc; Vận dụng – Sáng tạo</w:t>
             </w:r>
           </w:p>
         </w:tc>
@@ -2364,7 +2364,7 @@
                 <w:i w:val="0"/>
                 <w:sz w:val="20"/>
               </w:rPr>
-              <w:t>Ôn tập cuối học kì I</w:t>
+              <w:t>Ôn tập cuối học kì I (tiết 1)</w:t>
             </w:r>
           </w:p>
         </w:tc>
@@ -2480,7 +2480,7 @@
                 <w:i w:val="0"/>
                 <w:sz w:val="20"/>
               </w:rPr>
-              <w:t>Ôn tập cuối học kì I</w:t>
+              <w:t>Ôn tập cuối học kì I (tiết 2)</w:t>
             </w:r>
           </w:p>
         </w:tc>
@@ -3088,7 +3088,7 @@
                 <w:i w:val="0"/>
                 <w:sz w:val="20"/>
               </w:rPr>
-              <w:t>Ôn tập: Hát và đọc nhạc; Vận dụng – Sáng tạo</w:t>
+              <w:t>Chủ đề 5: Mùa xuân — Ôn tập: Hát và đọc nhạc; Vận dụng – Sáng tạo</w:t>
             </w:r>
           </w:p>
         </w:tc>
@@ -4049,7 +4049,7 @@
                 <w:i w:val="0"/>
                 <w:sz w:val="20"/>
               </w:rPr>
-              <w:t>Ôn tập: Hát và đọc nhạc; Vận dụng – Sáng tạo</w:t>
+              <w:t>Chủ đề 7: Những con vật quanh em — Ôn tập: Hát và đọc nhạc; Vận dụng – Sáng tạo</w:t>
             </w:r>
           </w:p>
         </w:tc>
